--- a/examples/datasets/doc/15-fertilizers.docx
+++ b/examples/datasets/doc/15-fertilizers.docx
@@ -740,7 +740,7 @@
               <a:graphicData uri="http://schemas.openxmlformats.org/drawingml/2006/picture">
                 <pic:pic>
                   <pic:nvPicPr>
-                    <pic:cNvPr descr="/home/gpca/tspredit/examples/datasets/doc/15-fertilizers_files/973308d7354d52065ade08c9154b8076d609bead.png" id="13" name="Picture"/>
+                    <pic:cNvPr descr="C:\Git\cefet-rj-dal\tspredit\examples\datasets\doc\15-fertilizers_files/f8b49afd0ba5dce1ac2d16e8b51511ca102467ea.png" id="13" name="Picture"/>
                     <pic:cNvPicPr>
                       <a:picLocks noChangeArrowheads="1" noChangeAspect="1"/>
                     </pic:cNvPicPr>

--- a/examples/datasets/doc/15-fertilizers.docx
+++ b/examples/datasets/doc/15-fertilizers.docx
@@ -740,7 +740,7 @@
               <a:graphicData uri="http://schemas.openxmlformats.org/drawingml/2006/picture">
                 <pic:pic>
                   <pic:nvPicPr>
-                    <pic:cNvPr descr="C:\Git\cefet-rj-dal\tspredit\examples\datasets\doc\15-fertilizers_files/f8b49afd0ba5dce1ac2d16e8b51511ca102467ea.png" id="13" name="Picture"/>
+                    <pic:cNvPr descr="C:\Git\dal\tspredit\examples\datasets\doc\15-fertilizers_files/f8b49afd0ba5dce1ac2d16e8b51511ca102467ea.png" id="13" name="Picture"/>
                     <pic:cNvPicPr>
                       <a:picLocks noChangeArrowheads="1" noChangeAspect="1"/>
                     </pic:cNvPicPr>

--- a/examples/datasets/doc/15-fertilizers.docx
+++ b/examples/datasets/doc/15-fertilizers.docx
@@ -740,7 +740,7 @@
               <a:graphicData uri="http://schemas.openxmlformats.org/drawingml/2006/picture">
                 <pic:pic>
                   <pic:nvPicPr>
-                    <pic:cNvPr descr="C:\Git\dal\tspredit\examples\datasets\doc\15-fertilizers_files/f8b49afd0ba5dce1ac2d16e8b51511ca102467ea.png" id="13" name="Picture"/>
+                    <pic:cNvPr descr="/home/gpca/tspredit/examples/datasets/doc/15-fertilizers_files/973308d7354d52065ade08c9154b8076d609bead.png" id="13" name="Picture"/>
                     <pic:cNvPicPr>
                       <a:picLocks noChangeArrowheads="1" noChangeAspect="1"/>
                     </pic:cNvPicPr>
